--- a/templates/foundry-reference.docx
+++ b/templates/foundry-reference.docx
@@ -1545,8 +1545,11 @@
     <w:abstractNumId w:val="990"/>
   </w:num>
   <w:abstractNum w:abstractNumId="42">
+    <w:nsid w:val="2A4B6C10"/>
     <w:multiLevelType w:val="multilevel"/>
-    <w:lvl w:ilvl="0">
+    <w:tmpl w:val="0409001D"/>
+    <w:styleLink w:val="HeadingNumbers"/>
+    <w:lvl w:ilvl="0" w:tentative="0">
       <w:start w:val="1"/>
       <w:numFmt w:val="decimal"/>
       <w:pStyle w:val="Heading1"/>
@@ -1557,7 +1560,7 @@
         <w:ind w:left="595" w:hanging="595"/>
       </w:pPr>
     </w:lvl>
-    <w:lvl w:ilvl="1">
+    <w:lvl w:ilvl="1" w:tentative="0">
       <w:start w:val="1"/>
       <w:numFmt w:val="decimal"/>
       <w:pStyle w:val="Heading2"/>
@@ -1568,7 +1571,7 @@
         <w:ind w:left="793" w:hanging="793"/>
       </w:pPr>
     </w:lvl>
-    <w:lvl w:ilvl="2">
+    <w:lvl w:ilvl="2" w:tentative="0">
       <w:start w:val="1"/>
       <w:numFmt w:val="decimal"/>
       <w:pStyle w:val="Heading3"/>
@@ -1579,7 +1582,7 @@
         <w:ind w:left="992" w:hanging="992"/>
       </w:pPr>
     </w:lvl>
-    <w:lvl w:ilvl="3">
+    <w:lvl w:ilvl="3" w:tentative="0">
       <w:start w:val="1"/>
       <w:numFmt w:val="decimal"/>
       <w:pStyle w:val="Heading4"/>
@@ -1590,7 +1593,7 @@
         <w:ind w:left="1190" w:hanging="1190"/>
       </w:pPr>
     </w:lvl>
-    <w:lvl w:ilvl="4">
+    <w:lvl w:ilvl="4" w:tentative="0">
       <w:start w:val="1"/>
       <w:numFmt w:val="decimal"/>
       <w:pStyle w:val="Heading5"/>
@@ -1601,29 +1604,42 @@
         <w:ind w:left="1389" w:hanging="1389"/>
       </w:pPr>
     </w:lvl>
-    <w:lvl w:ilvl="5">
+    <w:lvl w:ilvl="5" w:tentative="0">
+      <w:start w:val="1"/>
       <w:numFmt w:val="none"/>
       <w:lvlText w:val=""/>
       <w:lvlJc w:val="left"/>
     </w:lvl>
-    <w:lvl w:ilvl="6">
+    <w:lvl w:ilvl="6" w:tentative="0">
+      <w:start w:val="1"/>
       <w:numFmt w:val="none"/>
       <w:lvlText w:val=""/>
       <w:lvlJc w:val="left"/>
     </w:lvl>
-    <w:lvl w:ilvl="7">
+    <w:lvl w:ilvl="7" w:tentative="0">
+      <w:start w:val="1"/>
       <w:numFmt w:val="none"/>
       <w:lvlText w:val=""/>
       <w:lvlJc w:val="left"/>
     </w:lvl>
-    <w:lvl w:ilvl="8">
+    <w:lvl w:ilvl="8" w:tentative="0">
+      <w:start w:val="1"/>
       <w:numFmt w:val="none"/>
       <w:lvlText w:val=""/>
       <w:lvlJc w:val="left"/>
     </w:lvl>
+  </w:abstractNum>
+  <w:abstractNum w:abstractNumId="45">
+    <w:nsid w:val="2A4B6C11"/>
+    <w:multiLevelType w:val="multilevel"/>
+    <w:tmpl w:val="0409001D"/>
+    <w:numStyleLink w:val="HeadingNumbers"/>
   </w:abstractNum>
   <w:num w:numId="42">
     <w:abstractNumId w:val="42"/>
+  </w:num>
+  <w:num w:numId="45">
+    <w:abstractNumId w:val="45"/>
   </w:num>
   <w:abstractNum w:abstractNumId="43">
     <w:multiLevelType w:val="multilevel"/>
@@ -2034,7 +2050,7 @@
       <w:keepLines/>
       <w:numPr>
         <w:ilvl w:val="0"/>
-        <w:numId w:val="42"/>
+        <w:numId w:val="45"/>
       </w:numPr>
       <w:shd w:val="clear" w:color="auto" w:fill="21456E"/>
       <w:pBdr>
@@ -2043,6 +2059,9 @@
         <w:left w:val="single" w:sz="2" w:space="8" w:color="21456E"/>
         <w:right w:val="single" w:sz="2" w:space="8" w:color="21456E"/>
       </w:pBdr>
+      <w:tabs>
+        <w:tab w:val="left" w:pos="595"/>
+      </w:tabs>
       <w:spacing w:before="360" w:after="140" w:line="240" w:lineRule="auto"/>
       <w:ind w:left="595" w:hanging="595"/>
     </w:pPr>
@@ -2076,11 +2095,14 @@
       <w:keepLines/>
       <w:numPr>
         <w:ilvl w:val="1"/>
-        <w:numId w:val="42"/>
+        <w:numId w:val="45"/>
       </w:numPr>
       <w:pBdr>
         <w:bottom w:val="single" w:sz="4" w:space="3" w:color="D9DDE1"/>
       </w:pBdr>
+      <w:tabs>
+        <w:tab w:val="left" w:pos="793"/>
+      </w:tabs>
       <w:spacing w:before="280" w:after="80" w:line="240" w:lineRule="auto"/>
       <w:ind w:left="793" w:hanging="793"/>
     </w:pPr>
@@ -2114,8 +2136,11 @@
       <w:keepLines/>
       <w:numPr>
         <w:ilvl w:val="2"/>
-        <w:numId w:val="42"/>
+        <w:numId w:val="45"/>
       </w:numPr>
+      <w:tabs>
+        <w:tab w:val="left" w:pos="992"/>
+      </w:tabs>
       <w:spacing w:before="240" w:after="60" w:line="240" w:lineRule="auto"/>
       <w:ind w:left="992" w:hanging="992"/>
     </w:pPr>
@@ -2149,8 +2174,11 @@
       <w:keepLines/>
       <w:numPr>
         <w:ilvl w:val="3"/>
-        <w:numId w:val="42"/>
+        <w:numId w:val="45"/>
       </w:numPr>
+      <w:tabs>
+        <w:tab w:val="left" w:pos="1190"/>
+      </w:tabs>
       <w:spacing w:before="200" w:after="50" w:line="240" w:lineRule="auto"/>
       <w:ind w:left="1190" w:hanging="1190"/>
     </w:pPr>
@@ -2184,8 +2212,11 @@
       <w:keepLines/>
       <w:numPr>
         <w:ilvl w:val="4"/>
-        <w:numId w:val="42"/>
+        <w:numId w:val="45"/>
       </w:numPr>
+      <w:tabs>
+        <w:tab w:val="left" w:pos="1389"/>
+      </w:tabs>
       <w:spacing w:before="180" w:after="40" w:line="240" w:lineRule="auto"/>
       <w:ind w:left="1389" w:hanging="1389"/>
     </w:pPr>
@@ -2422,19 +2453,20 @@
     <w:pPr>
       <w:wordWrap w:val="off"/>
       <w:keepLines/>
-      <w:shd w:val="clear" w:color="auto" w:fill="1E2430"/>
+      <w:shd w:val="clear" w:color="auto" w:fill="F4F6F8"/>
       <w:pBdr>
-        <w:top w:val="single" w:sz="2" w:space="5" w:color="1E2430"/>
-        <w:bottom w:val="single" w:sz="2" w:space="5" w:color="1E2430"/>
-        <w:left w:val="single" w:sz="2" w:space="8" w:color="1E2430"/>
-        <w:right w:val="single" w:sz="2" w:space="8" w:color="1E2430"/>
+        <w:left w:val="single" w:sz="18" w:space="8" w:color="21456E"/>
+        <w:top w:val="single" w:sz="2" w:space="6" w:color="F4F6F8"/>
+        <w:bottom w:val="single" w:sz="2" w:space="6" w:color="F4F6F8"/>
+        <w:left w:val="single" w:sz="2" w:space="8" w:color="F4F6F8"/>
+        <w:right w:val="single" w:sz="2" w:space="8" w:color="F4F6F8"/>
       </w:pBdr>
       <w:spacing w:before="0" w:after="0" w:line="240" w:lineRule="auto"/>
       <w:contextualSpacing/>
     </w:pPr>
     <w:rPr>
       <w:rFonts w:ascii="Consolas" w:hAnsi="Consolas" w:cs="Consolas"/>
-      <w:color w:val="D6DBE3"/>
+      <w:color w:val="24292F"/>
       <w:sz w:val="17"/>
       <w:szCs w:val="17"/>
     </w:rPr>
@@ -2448,7 +2480,7 @@
       <w:color w:val="16191D"/>
       <w:sz w:val="18"/>
       <w:szCs w:val="18"/>
-      <w:shd w:val="clear" w:color="auto" w:fill="EEF1F4"/>
+      <w:shd w:val="clear" w:color="auto" w:fill="F4F6F8"/>
     </w:rPr>
   </w:style>
   <w:style w:type="character" w:customStyle="1" w:styleId="KeywordTok">
@@ -2457,7 +2489,7 @@
     <w:rPr>
       <w:rFonts w:ascii="Consolas" w:hAnsi="Consolas" w:cs="Consolas"/>
       <w:b/>
-      <w:color w:val="7FB2FF"/>
+      <w:color w:val="16304F"/>
       <w:sz w:val="17"/>
       <w:szCs w:val="17"/>
     </w:rPr>
@@ -2468,7 +2500,7 @@
     <w:rPr>
       <w:rFonts w:ascii="Consolas" w:hAnsi="Consolas" w:cs="Consolas"/>
       <w:b/>
-      <w:color w:val="7FB2FF"/>
+      <w:color w:val="16304F"/>
       <w:sz w:val="17"/>
       <w:szCs w:val="17"/>
     </w:rPr>
@@ -2479,7 +2511,7 @@
     <w:rPr>
       <w:rFonts w:ascii="Consolas" w:hAnsi="Consolas" w:cs="Consolas"/>
       <w:b/>
-      <w:color w:val="7FB2FF"/>
+      <w:color w:val="16304F"/>
       <w:sz w:val="17"/>
       <w:szCs w:val="17"/>
     </w:rPr>
@@ -2489,7 +2521,7 @@
     <w:basedOn w:val="DefaultParagraphFont"/>
     <w:rPr>
       <w:rFonts w:ascii="Consolas" w:hAnsi="Consolas" w:cs="Consolas"/>
-      <w:color w:val="7FD8C0"/>
+      <w:color w:val="0F6F6C"/>
       <w:sz w:val="17"/>
       <w:szCs w:val="17"/>
     </w:rPr>
@@ -2499,7 +2531,7 @@
     <w:basedOn w:val="DefaultParagraphFont"/>
     <w:rPr>
       <w:rFonts w:ascii="Consolas" w:hAnsi="Consolas" w:cs="Consolas"/>
-      <w:color w:val="FFB86B"/>
+      <w:color w:val="8C2D18"/>
       <w:sz w:val="17"/>
       <w:szCs w:val="17"/>
     </w:rPr>
@@ -2509,7 +2541,7 @@
     <w:basedOn w:val="DefaultParagraphFont"/>
     <w:rPr>
       <w:rFonts w:ascii="Consolas" w:hAnsi="Consolas" w:cs="Consolas"/>
-      <w:color w:val="FFB86B"/>
+      <w:color w:val="8C2D18"/>
       <w:sz w:val="17"/>
       <w:szCs w:val="17"/>
     </w:rPr>
@@ -2519,7 +2551,7 @@
     <w:basedOn w:val="DefaultParagraphFont"/>
     <w:rPr>
       <w:rFonts w:ascii="Consolas" w:hAnsi="Consolas" w:cs="Consolas"/>
-      <w:color w:val="FFB86B"/>
+      <w:color w:val="8C2D18"/>
       <w:sz w:val="17"/>
       <w:szCs w:val="17"/>
     </w:rPr>
@@ -2529,7 +2561,7 @@
     <w:basedOn w:val="DefaultParagraphFont"/>
     <w:rPr>
       <w:rFonts w:ascii="Consolas" w:hAnsi="Consolas" w:cs="Consolas"/>
-      <w:color w:val="FFB86B"/>
+      <w:color w:val="8C2D18"/>
       <w:sz w:val="17"/>
       <w:szCs w:val="17"/>
     </w:rPr>
@@ -2539,7 +2571,7 @@
     <w:basedOn w:val="DefaultParagraphFont"/>
     <w:rPr>
       <w:rFonts w:ascii="Consolas" w:hAnsi="Consolas" w:cs="Consolas"/>
-      <w:color w:val="FFB86B"/>
+      <w:color w:val="8C2D18"/>
       <w:sz w:val="17"/>
       <w:szCs w:val="17"/>
     </w:rPr>
@@ -2549,7 +2581,7 @@
     <w:basedOn w:val="DefaultParagraphFont"/>
     <w:rPr>
       <w:rFonts w:ascii="Consolas" w:hAnsi="Consolas" w:cs="Consolas"/>
-      <w:color w:val="FFB86B"/>
+      <w:color w:val="8C2D18"/>
       <w:sz w:val="17"/>
       <w:szCs w:val="17"/>
     </w:rPr>
@@ -2559,7 +2591,7 @@
     <w:basedOn w:val="DefaultParagraphFont"/>
     <w:rPr>
       <w:rFonts w:ascii="Consolas" w:hAnsi="Consolas" w:cs="Consolas"/>
-      <w:color w:val="FFB86B"/>
+      <w:color w:val="8C2D18"/>
       <w:sz w:val="17"/>
       <w:szCs w:val="17"/>
     </w:rPr>
@@ -2569,7 +2601,7 @@
     <w:basedOn w:val="DefaultParagraphFont"/>
     <w:rPr>
       <w:rFonts w:ascii="Consolas" w:hAnsi="Consolas" w:cs="Consolas"/>
-      <w:color w:val="FFB86B"/>
+      <w:color w:val="8C2D18"/>
       <w:sz w:val="17"/>
       <w:szCs w:val="17"/>
     </w:rPr>
@@ -2579,7 +2611,7 @@
     <w:basedOn w:val="DefaultParagraphFont"/>
     <w:rPr>
       <w:rFonts w:ascii="Consolas" w:hAnsi="Consolas" w:cs="Consolas"/>
-      <w:color w:val="9EDE9B"/>
+      <w:color w:val="1D6F42"/>
       <w:sz w:val="17"/>
       <w:szCs w:val="17"/>
     </w:rPr>
@@ -2589,7 +2621,7 @@
     <w:basedOn w:val="DefaultParagraphFont"/>
     <w:rPr>
       <w:rFonts w:ascii="Consolas" w:hAnsi="Consolas" w:cs="Consolas"/>
-      <w:color w:val="9EDE9B"/>
+      <w:color w:val="1D6F42"/>
       <w:sz w:val="17"/>
       <w:szCs w:val="17"/>
     </w:rPr>
@@ -2599,7 +2631,7 @@
     <w:basedOn w:val="DefaultParagraphFont"/>
     <w:rPr>
       <w:rFonts w:ascii="Consolas" w:hAnsi="Consolas" w:cs="Consolas"/>
-      <w:color w:val="9EDE9B"/>
+      <w:color w:val="1D6F42"/>
       <w:sz w:val="17"/>
       <w:szCs w:val="17"/>
     </w:rPr>
@@ -2609,7 +2641,7 @@
     <w:basedOn w:val="DefaultParagraphFont"/>
     <w:rPr>
       <w:rFonts w:ascii="Consolas" w:hAnsi="Consolas" w:cs="Consolas"/>
-      <w:color w:val="9EDE9B"/>
+      <w:color w:val="1D6F42"/>
       <w:sz w:val="17"/>
       <w:szCs w:val="17"/>
     </w:rPr>
@@ -2620,7 +2652,7 @@
     <w:rPr>
       <w:rFonts w:ascii="Consolas" w:hAnsi="Consolas" w:cs="Consolas"/>
       <w:i/>
-      <w:color w:val="7D8794"/>
+      <w:color w:val="8A8F98"/>
       <w:sz w:val="17"/>
       <w:szCs w:val="17"/>
     </w:rPr>
@@ -2631,7 +2663,7 @@
     <w:rPr>
       <w:rFonts w:ascii="Consolas" w:hAnsi="Consolas" w:cs="Consolas"/>
       <w:i/>
-      <w:color w:val="7D8794"/>
+      <w:color w:val="8A8F98"/>
       <w:sz w:val="17"/>
       <w:szCs w:val="17"/>
     </w:rPr>
@@ -2642,7 +2674,7 @@
     <w:rPr>
       <w:rFonts w:ascii="Consolas" w:hAnsi="Consolas" w:cs="Consolas"/>
       <w:i/>
-      <w:color w:val="7D8794"/>
+      <w:color w:val="8A8F98"/>
       <w:sz w:val="17"/>
       <w:szCs w:val="17"/>
     </w:rPr>
@@ -2653,7 +2685,7 @@
     <w:rPr>
       <w:rFonts w:ascii="Consolas" w:hAnsi="Consolas" w:cs="Consolas"/>
       <w:i/>
-      <w:color w:val="7D8794"/>
+      <w:color w:val="8A8F98"/>
       <w:sz w:val="17"/>
       <w:szCs w:val="17"/>
     </w:rPr>
@@ -2664,7 +2696,7 @@
     <w:rPr>
       <w:rFonts w:ascii="Consolas" w:hAnsi="Consolas" w:cs="Consolas"/>
       <w:i/>
-      <w:color w:val="7D8794"/>
+      <w:color w:val="8A8F98"/>
       <w:sz w:val="17"/>
       <w:szCs w:val="17"/>
     </w:rPr>
@@ -2675,7 +2707,7 @@
     <w:rPr>
       <w:rFonts w:ascii="Consolas" w:hAnsi="Consolas" w:cs="Consolas"/>
       <w:i/>
-      <w:color w:val="7D8794"/>
+      <w:color w:val="8A8F98"/>
       <w:sz w:val="17"/>
       <w:szCs w:val="17"/>
     </w:rPr>
@@ -2685,7 +2717,7 @@
     <w:basedOn w:val="DefaultParagraphFont"/>
     <w:rPr>
       <w:rFonts w:ascii="Consolas" w:hAnsi="Consolas" w:cs="Consolas"/>
-      <w:color w:val="E0A3FF"/>
+      <w:color w:val="6A3D9A"/>
       <w:sz w:val="17"/>
       <w:szCs w:val="17"/>
     </w:rPr>
@@ -2695,7 +2727,7 @@
     <w:basedOn w:val="DefaultParagraphFont"/>
     <w:rPr>
       <w:rFonts w:ascii="Consolas" w:hAnsi="Consolas" w:cs="Consolas"/>
-      <w:color w:val="E0A3FF"/>
+      <w:color w:val="6A3D9A"/>
       <w:sz w:val="17"/>
       <w:szCs w:val="17"/>
     </w:rPr>
@@ -2705,7 +2737,7 @@
     <w:basedOn w:val="DefaultParagraphFont"/>
     <w:rPr>
       <w:rFonts w:ascii="Consolas" w:hAnsi="Consolas" w:cs="Consolas"/>
-      <w:color w:val="E0A3FF"/>
+      <w:color w:val="6A3D9A"/>
       <w:sz w:val="17"/>
       <w:szCs w:val="17"/>
     </w:rPr>
@@ -2715,7 +2747,7 @@
     <w:basedOn w:val="DefaultParagraphFont"/>
     <w:rPr>
       <w:rFonts w:ascii="Consolas" w:hAnsi="Consolas" w:cs="Consolas"/>
-      <w:color w:val="D6DBE3"/>
+      <w:color w:val="24292F"/>
       <w:sz w:val="17"/>
       <w:szCs w:val="17"/>
     </w:rPr>
@@ -2725,7 +2757,7 @@
     <w:basedOn w:val="DefaultParagraphFont"/>
     <w:rPr>
       <w:rFonts w:ascii="Consolas" w:hAnsi="Consolas" w:cs="Consolas"/>
-      <w:color w:val="D6DBE3"/>
+      <w:color w:val="24292F"/>
       <w:sz w:val="17"/>
       <w:szCs w:val="17"/>
     </w:rPr>
@@ -2735,7 +2767,7 @@
     <w:basedOn w:val="DefaultParagraphFont"/>
     <w:rPr>
       <w:rFonts w:ascii="Consolas" w:hAnsi="Consolas" w:cs="Consolas"/>
-      <w:color w:val="D6DBE3"/>
+      <w:color w:val="24292F"/>
       <w:sz w:val="17"/>
       <w:szCs w:val="17"/>
     </w:rPr>
@@ -2745,7 +2777,7 @@
     <w:basedOn w:val="DefaultParagraphFont"/>
     <w:rPr>
       <w:rFonts w:ascii="Consolas" w:hAnsi="Consolas" w:cs="Consolas"/>
-      <w:color w:val="D6DBE3"/>
+      <w:color w:val="24292F"/>
       <w:sz w:val="17"/>
       <w:szCs w:val="17"/>
     </w:rPr>
@@ -2756,7 +2788,7 @@
     <w:rPr>
       <w:rFonts w:ascii="Consolas" w:hAnsi="Consolas" w:cs="Consolas"/>
       <w:b/>
-      <w:color w:val="FF8A6B"/>
+      <w:color w:val="B3261E"/>
       <w:sz w:val="17"/>
       <w:szCs w:val="17"/>
     </w:rPr>
@@ -2767,7 +2799,7 @@
     <w:rPr>
       <w:rFonts w:ascii="Consolas" w:hAnsi="Consolas" w:cs="Consolas"/>
       <w:b/>
-      <w:color w:val="FF8A6B"/>
+      <w:color w:val="B3261E"/>
       <w:sz w:val="17"/>
       <w:szCs w:val="17"/>
     </w:rPr>
@@ -2811,10 +2843,6 @@
   <w:style w:type="character" w:styleId="SectionNumber">
     <w:name w:val="Section Number"/>
     <w:basedOn w:val="DefaultParagraphFont"/>
-    <w:rPr>
-      <w:rFonts w:ascii="Calibri" w:hAnsi="Calibri" w:cs="Calibri"/>
-      <w:color w:val="565C63"/>
-    </w:rPr>
   </w:style>
   <w:style w:type="paragraph" w:styleId="Bibliography">
     <w:name w:val="Bibliography"/>
@@ -3024,6 +3052,15 @@
       <w:sz w:val="16"/>
       <w:szCs w:val="16"/>
     </w:rPr>
+  </w:style>
+  <w:style w:type="numbering" w:styleId="HeadingNumbers">
+    <w:name w:val="Heading Numbers"/>
+    <w:uiPriority w:val="99"/>
+    <w:pPr>
+      <w:numPr>
+        <w:numId w:val="42"/>
+      </w:numPr>
+    </w:pPr>
   </w:style>
   <w:style w:type="table" w:styleId="Table">
     <w:name w:val="Table"/>
